--- a/项目计划-云南省企业就业失业数据采集系统.docx
+++ b/项目计划-云南省企业就业失业数据采集系统.docx
@@ -159,7 +159,7 @@
                 <w:sz w:val="19"/>
                 <w:rFonts w:eastAsia="宋体"/>
               </w:rPr>
-              <w:t>V1.0（提交评审前）</w:t>
+              <w:t>V1.1（含 2026-10 需求变更：上报频次）</w:t>
             </w:r>
           </w:p>
         </w:tc>
@@ -193,7 +193,232 @@
                 <w:sz w:val="19"/>
                 <w:rFonts w:eastAsia="宋体"/>
               </w:rPr>
-              <w:t>《需求规格说明书 SRS-YN-JY-001》；软件项目管理教材各章方法（详见附录 PDF 参考索引）</w:t>
+              <w:t>《需求规格说明书 SRS-YN-JY-001（V1.1）》；软件项目管理教材各章方法（详见附录 PDF 参考索引）</w:t>
+            </w:r>
+          </w:p>
+        </w:tc>
+      </w:tr>
+    </w:tbl>
+    <w:p>
+      <w:r>
+        <w:rPr>
+          <w:b/>
+          <w:sz w:val="21"/>
+          <w:rFonts w:eastAsia="宋体"/>
+        </w:rPr>
+        <w:t>变更记录</w:t>
+      </w:r>
+    </w:p>
+    <w:tbl>
+      <w:tblPr>
+        <w:tblStyle w:val="TableGrid"/>
+        <w:tblW w:type="auto" w:w="0"/>
+        <w:tblLook w:firstColumn="1" w:firstRow="1" w:lastColumn="0" w:lastRow="0" w:noHBand="0" w:noVBand="1" w:val="04A0"/>
+      </w:tblPr>
+      <w:tblGrid>
+        <w:gridCol w:w="2160"/>
+        <w:gridCol w:w="2160"/>
+        <w:gridCol w:w="2160"/>
+        <w:gridCol w:w="2160"/>
+      </w:tblGrid>
+      <w:tr>
+        <w:tc>
+          <w:tcPr>
+            <w:tcW w:type="dxa" w:w="2160"/>
+            <w:shd w:val="clear" w:fill="D9E2F3"/>
+          </w:tcPr>
+          <w:p>
+            <w:r/>
+            <w:r>
+              <w:rPr>
+                <w:b/>
+                <w:sz w:val="19"/>
+                <w:rFonts w:eastAsia="宋体"/>
+              </w:rPr>
+              <w:t>版本</w:t>
+            </w:r>
+          </w:p>
+        </w:tc>
+        <w:tc>
+          <w:tcPr>
+            <w:tcW w:type="dxa" w:w="2160"/>
+            <w:shd w:val="clear" w:fill="D9E2F3"/>
+          </w:tcPr>
+          <w:p>
+            <w:r/>
+            <w:r>
+              <w:rPr>
+                <w:b/>
+                <w:sz w:val="19"/>
+                <w:rFonts w:eastAsia="宋体"/>
+              </w:rPr>
+              <w:t>日期</w:t>
+            </w:r>
+          </w:p>
+        </w:tc>
+        <w:tc>
+          <w:tcPr>
+            <w:tcW w:type="dxa" w:w="2160"/>
+            <w:shd w:val="clear" w:fill="D9E2F3"/>
+          </w:tcPr>
+          <w:p>
+            <w:r/>
+            <w:r>
+              <w:rPr>
+                <w:b/>
+                <w:sz w:val="19"/>
+                <w:rFonts w:eastAsia="宋体"/>
+              </w:rPr>
+              <w:t>变更内容</w:t>
+            </w:r>
+          </w:p>
+        </w:tc>
+        <w:tc>
+          <w:tcPr>
+            <w:tcW w:type="dxa" w:w="2160"/>
+            <w:shd w:val="clear" w:fill="D9E2F3"/>
+          </w:tcPr>
+          <w:p>
+            <w:r/>
+            <w:r>
+              <w:rPr>
+                <w:b/>
+                <w:sz w:val="19"/>
+                <w:rFonts w:eastAsia="宋体"/>
+              </w:rPr>
+              <w:t>影响</w:t>
+            </w:r>
+          </w:p>
+        </w:tc>
+      </w:tr>
+      <w:tr>
+        <w:tc>
+          <w:tcPr>
+            <w:tcW w:type="dxa" w:w="2160"/>
+          </w:tcPr>
+          <w:p>
+            <w:r/>
+            <w:r>
+              <w:rPr>
+                <w:b w:val="0"/>
+                <w:sz w:val="19"/>
+                <w:rFonts w:eastAsia="宋体"/>
+              </w:rPr>
+              <w:t>V1.0</w:t>
+            </w:r>
+          </w:p>
+        </w:tc>
+        <w:tc>
+          <w:tcPr>
+            <w:tcW w:type="dxa" w:w="2160"/>
+          </w:tcPr>
+          <w:p>
+            <w:r/>
+            <w:r>
+              <w:rPr>
+                <w:b w:val="0"/>
+                <w:sz w:val="19"/>
+                <w:rFonts w:eastAsia="宋体"/>
+              </w:rPr>
+              <w:t>——</w:t>
+            </w:r>
+          </w:p>
+        </w:tc>
+        <w:tc>
+          <w:tcPr>
+            <w:tcW w:type="dxa" w:w="2160"/>
+          </w:tcPr>
+          <w:p>
+            <w:r/>
+            <w:r>
+              <w:rPr>
+                <w:b w:val="0"/>
+                <w:sz w:val="19"/>
+                <w:rFonts w:eastAsia="宋体"/>
+              </w:rPr>
+              <w:t>初版</w:t>
+            </w:r>
+          </w:p>
+        </w:tc>
+        <w:tc>
+          <w:tcPr>
+            <w:tcW w:type="dxa" w:w="2160"/>
+          </w:tcPr>
+          <w:p>
+            <w:r/>
+            <w:r>
+              <w:rPr>
+                <w:b w:val="0"/>
+                <w:sz w:val="19"/>
+                <w:rFonts w:eastAsia="宋体"/>
+              </w:rPr>
+              <w:t>——</w:t>
+            </w:r>
+          </w:p>
+        </w:tc>
+      </w:tr>
+      <w:tr>
+        <w:tc>
+          <w:tcPr>
+            <w:tcW w:type="dxa" w:w="2160"/>
+          </w:tcPr>
+          <w:p>
+            <w:r/>
+            <w:r>
+              <w:rPr>
+                <w:b w:val="0"/>
+                <w:sz w:val="19"/>
+                <w:rFonts w:eastAsia="宋体"/>
+              </w:rPr>
+              <w:t>V1.1</w:t>
+            </w:r>
+          </w:p>
+        </w:tc>
+        <w:tc>
+          <w:tcPr>
+            <w:tcW w:type="dxa" w:w="2160"/>
+          </w:tcPr>
+          <w:p>
+            <w:r/>
+            <w:r>
+              <w:rPr>
+                <w:b w:val="0"/>
+                <w:sz w:val="19"/>
+                <w:rFonts w:eastAsia="宋体"/>
+              </w:rPr>
+              <w:t>2026-10-25</w:t>
+            </w:r>
+          </w:p>
+        </w:tc>
+        <w:tc>
+          <w:tcPr>
+            <w:tcW w:type="dxa" w:w="2160"/>
+          </w:tcPr>
+          <w:p>
+            <w:r/>
+            <w:r>
+              <w:rPr>
+                <w:b w:val="0"/>
+                <w:sz w:val="19"/>
+                <w:rFonts w:eastAsia="宋体"/>
+              </w:rPr>
+              <w:t>客户需求变更：前半年（1–6 月）半月报、后半年（7–12 月）一月报。WBS 新增 3.6"上报频次与时限规则"；工作量 +2.5 人·周（开发 1.0＋测试 0.5＋口径 1.0），由弹性缓冲吸收；新增测试场景与风险 R9/R10；总工期仍为 8 周，里程碑不变</w:t>
+            </w:r>
+          </w:p>
+        </w:tc>
+        <w:tc>
+          <w:tcPr>
+            <w:tcW w:type="dxa" w:w="2160"/>
+          </w:tcPr>
+          <w:p>
+            <w:r/>
+            <w:r>
+              <w:rPr>
+                <w:b w:val="0"/>
+                <w:sz w:val="19"/>
+                <w:rFonts w:eastAsia="宋体"/>
+              </w:rPr>
+              <w:t>范围/进度/成本/质量/风险同步更新</w:t>
             </w:r>
           </w:p>
         </w:tc>
@@ -787,7 +1012,7 @@
           <w:sz w:val="21"/>
           <w:rFonts w:eastAsia="宋体"/>
         </w:rPr>
-        <w:t>- 以《需求规格说明书》为范围基线；A 类需求（FR-001～005、007～009、015～017 及 BR-001～011 规则）为本期必须实现范围。</w:t>
+        <w:t>- 以《需求规格说明书（V1.1）》为范围基线；A 类需求（FR-001～005、007～009、015～017 及 BR-001～012 规则）为本期必须实现范围。</w:t>
       </w:r>
     </w:p>
     <w:p>
@@ -797,7 +1022,7 @@
           <w:sz w:val="21"/>
           <w:rFonts w:eastAsia="宋体"/>
         </w:rPr>
-        <w:t>- B/C 类项（上报时限数值、市局角色、报表来源、明显错误判定、岗位变动口径、外部接口标准等）在第 2 周前逐条与客户确认；确认后纳入范围，未确认的明确降级或顺延，避免范围蔓延。</w:t>
+        <w:t>- V1.1 变更纳入：上报频次规则（前半年半月报、后半年月报，BR-012）及相关时限、统计与导出调整，经变更流程评估后纳入本期范围（新增约 2.5 人·周，占用弹性缓冲，见 §3.3）。</w:t>
       </w:r>
     </w:p>
     <w:p>
@@ -807,7 +1032,17 @@
           <w:sz w:val="21"/>
           <w:rFonts w:eastAsia="宋体"/>
         </w:rPr>
-        <w:t>- 需求变更必须走变更流程：变更申请 → 影响分析（进度/成本/质量）→ PM 批准 → 更新 SRS 与 WBS。</w:t>
+        <w:t>- B/C 类项（上报时限数值、市局角色、报表来源、明显错误判定、岗位变动口径、外部接口标准、半月报期间划分等）在第 2 周前逐条与客户确认；确认后纳入范围，未确认的明确降级或顺延，避免范围蔓延。</w:t>
+      </w:r>
+    </w:p>
+    <w:p>
+      <w:r>
+        <w:rPr>
+          <w:b w:val="0"/>
+          <w:sz w:val="21"/>
+          <w:rFonts w:eastAsia="宋体"/>
+        </w:rPr>
+        <w:t>- 需求变更必须走变更流程：变更申请 → 影响分析（进度/成本/质量）→ PM 批准 → 更新 SRS 与 WBS。本次频次变更即按该流程执行（CR-001）。</w:t>
       </w:r>
     </w:p>
     <w:p>
@@ -1411,6 +1646,56 @@
                 <w:sz w:val="19"/>
                 <w:rFonts w:eastAsia="宋体"/>
               </w:rPr>
+              <w:t>3.6</w:t>
+            </w:r>
+          </w:p>
+        </w:tc>
+        <w:tc>
+          <w:tcPr>
+            <w:tcW w:type="dxa" w:w="2880"/>
+          </w:tcPr>
+          <w:p>
+            <w:r/>
+            <w:r>
+              <w:rPr>
+                <w:b w:val="0"/>
+                <w:sz w:val="19"/>
+                <w:rFonts w:eastAsia="宋体"/>
+              </w:rPr>
+              <w:t>上报频次与时限规则（半月报/月报切换、期间编号、时限校验）</w:t>
+            </w:r>
+          </w:p>
+        </w:tc>
+        <w:tc>
+          <w:tcPr>
+            <w:tcW w:type="dxa" w:w="2880"/>
+          </w:tcPr>
+          <w:p>
+            <w:r/>
+            <w:r>
+              <w:rPr>
+                <w:b w:val="0"/>
+                <w:sz w:val="19"/>
+                <w:rFonts w:eastAsia="宋体"/>
+              </w:rPr>
+              <w:t>频次配置与校验功能</w:t>
+            </w:r>
+          </w:p>
+        </w:tc>
+      </w:tr>
+      <w:tr>
+        <w:tc>
+          <w:tcPr>
+            <w:tcW w:type="dxa" w:w="2880"/>
+          </w:tcPr>
+          <w:p>
+            <w:r/>
+            <w:r>
+              <w:rPr>
+                <w:b w:val="0"/>
+                <w:sz w:val="19"/>
+                <w:rFonts w:eastAsia="宋体"/>
+              </w:rPr>
               <w:t>4.0</w:t>
             </w:r>
           </w:p>
@@ -1841,6 +2126,88 @@
                 <w:rFonts w:eastAsia="宋体"/>
               </w:rPr>
               <w:t>备案通过后方可上报；当期&lt;建档期时减员类型与原因必填</w:t>
+            </w:r>
+          </w:p>
+        </w:tc>
+      </w:tr>
+      <w:tr>
+        <w:tc>
+          <w:tcPr>
+            <w:tcW w:type="dxa" w:w="1728"/>
+          </w:tcPr>
+          <w:p>
+            <w:r/>
+            <w:r>
+              <w:rPr>
+                <w:b w:val="0"/>
+                <w:sz w:val="19"/>
+                <w:rFonts w:eastAsia="宋体"/>
+              </w:rPr>
+              <w:t>3.6</w:t>
+            </w:r>
+          </w:p>
+        </w:tc>
+        <w:tc>
+          <w:tcPr>
+            <w:tcW w:type="dxa" w:w="1728"/>
+          </w:tcPr>
+          <w:p>
+            <w:r/>
+            <w:r>
+              <w:rPr>
+                <w:b w:val="0"/>
+                <w:sz w:val="19"/>
+                <w:rFonts w:eastAsia="宋体"/>
+              </w:rPr>
+              <w:t>上报频次与时限</w:t>
+            </w:r>
+          </w:p>
+        </w:tc>
+        <w:tc>
+          <w:tcPr>
+            <w:tcW w:type="dxa" w:w="1728"/>
+          </w:tcPr>
+          <w:p>
+            <w:r/>
+            <w:r>
+              <w:rPr>
+                <w:b w:val="0"/>
+                <w:sz w:val="19"/>
+                <w:rFonts w:eastAsia="宋体"/>
+              </w:rPr>
+              <w:t>成员3+成员4</w:t>
+            </w:r>
+          </w:p>
+        </w:tc>
+        <w:tc>
+          <w:tcPr>
+            <w:tcW w:type="dxa" w:w="1728"/>
+          </w:tcPr>
+          <w:p>
+            <w:r/>
+            <w:r>
+              <w:rPr>
+                <w:b w:val="0"/>
+                <w:sz w:val="19"/>
+                <w:rFonts w:eastAsia="宋体"/>
+              </w:rPr>
+              <w:t>频次配置、时限校验</w:t>
+            </w:r>
+          </w:p>
+        </w:tc>
+        <w:tc>
+          <w:tcPr>
+            <w:tcW w:type="dxa" w:w="1728"/>
+          </w:tcPr>
+          <w:p>
+            <w:r/>
+            <w:r>
+              <w:rPr>
+                <w:b w:val="0"/>
+                <w:sz w:val="19"/>
+                <w:rFonts w:eastAsia="宋体"/>
+              </w:rPr>
+              <w:t>1–6 月半月报、7–12 月月报；切换期（7 月）衔接正确；期次不符被拦截</w:t>
             </w:r>
           </w:p>
         </w:tc>
@@ -2960,6 +3327,104 @@
                 <w:sz w:val="19"/>
                 <w:rFonts w:eastAsia="宋体"/>
               </w:rPr>
+              <w:t>3.6 频次与时限（V1.1 新增）</w:t>
+            </w:r>
+          </w:p>
+        </w:tc>
+        <w:tc>
+          <w:tcPr>
+            <w:tcW w:type="dxa" w:w="1440"/>
+          </w:tcPr>
+          <w:p>
+            <w:r/>
+            <w:r>
+              <w:rPr>
+                <w:b w:val="0"/>
+                <w:sz w:val="19"/>
+                <w:rFonts w:eastAsia="宋体"/>
+              </w:rPr>
+              <w:t>成员3+4</w:t>
+            </w:r>
+          </w:p>
+        </w:tc>
+        <w:tc>
+          <w:tcPr>
+            <w:tcW w:type="dxa" w:w="1440"/>
+          </w:tcPr>
+          <w:p>
+            <w:r/>
+            <w:r>
+              <w:rPr>
+                <w:b w:val="0"/>
+                <w:sz w:val="19"/>
+                <w:rFonts w:eastAsia="宋体"/>
+              </w:rPr>
+              <w:t>0.5</w:t>
+            </w:r>
+          </w:p>
+        </w:tc>
+        <w:tc>
+          <w:tcPr>
+            <w:tcW w:type="dxa" w:w="1440"/>
+          </w:tcPr>
+          <w:p>
+            <w:r/>
+            <w:r>
+              <w:rPr>
+                <w:b w:val="0"/>
+                <w:sz w:val="19"/>
+                <w:rFonts w:eastAsia="宋体"/>
+              </w:rPr>
+              <w:t>1.0</w:t>
+            </w:r>
+          </w:p>
+        </w:tc>
+        <w:tc>
+          <w:tcPr>
+            <w:tcW w:type="dxa" w:w="1440"/>
+          </w:tcPr>
+          <w:p>
+            <w:r/>
+            <w:r>
+              <w:rPr>
+                <w:b w:val="0"/>
+                <w:sz w:val="19"/>
+                <w:rFonts w:eastAsia="宋体"/>
+              </w:rPr>
+              <w:t>1.5</w:t>
+            </w:r>
+          </w:p>
+        </w:tc>
+        <w:tc>
+          <w:tcPr>
+            <w:tcW w:type="dxa" w:w="1440"/>
+          </w:tcPr>
+          <w:p>
+            <w:r/>
+            <w:r>
+              <w:rPr>
+                <w:b w:val="0"/>
+                <w:sz w:val="19"/>
+                <w:rFonts w:eastAsia="宋体"/>
+              </w:rPr>
+              <w:t>1.0 周</w:t>
+            </w:r>
+          </w:p>
+        </w:tc>
+      </w:tr>
+      <w:tr>
+        <w:tc>
+          <w:tcPr>
+            <w:tcW w:type="dxa" w:w="1440"/>
+          </w:tcPr>
+          <w:p>
+            <w:r/>
+            <w:r>
+              <w:rPr>
+                <w:b w:val="0"/>
+                <w:sz w:val="19"/>
+                <w:rFonts w:eastAsia="宋体"/>
+              </w:rPr>
               <w:t>4.1 功能测试</w:t>
             </w:r>
           </w:p>
@@ -3289,22 +3754,23 @@
         <w:tblLook w:firstColumn="1" w:firstRow="1" w:lastColumn="0" w:lastRow="0" w:noHBand="0" w:noVBand="1" w:val="04A0"/>
       </w:tblPr>
       <w:tblGrid>
-        <w:gridCol w:w="785"/>
-        <w:gridCol w:w="785"/>
-        <w:gridCol w:w="785"/>
-        <w:gridCol w:w="785"/>
-        <w:gridCol w:w="785"/>
-        <w:gridCol w:w="785"/>
-        <w:gridCol w:w="785"/>
-        <w:gridCol w:w="785"/>
-        <w:gridCol w:w="785"/>
-        <w:gridCol w:w="785"/>
-        <w:gridCol w:w="785"/>
+        <w:gridCol w:w="720"/>
+        <w:gridCol w:w="720"/>
+        <w:gridCol w:w="720"/>
+        <w:gridCol w:w="720"/>
+        <w:gridCol w:w="720"/>
+        <w:gridCol w:w="720"/>
+        <w:gridCol w:w="720"/>
+        <w:gridCol w:w="720"/>
+        <w:gridCol w:w="720"/>
+        <w:gridCol w:w="720"/>
+        <w:gridCol w:w="720"/>
+        <w:gridCol w:w="720"/>
       </w:tblGrid>
       <w:tr>
         <w:tc>
           <w:tcPr>
-            <w:tcW w:type="dxa" w:w="785"/>
+            <w:tcW w:type="dxa" w:w="720"/>
             <w:shd w:val="clear" w:fill="D9E2F3"/>
           </w:tcPr>
           <w:p>
@@ -3321,7 +3787,7 @@
         </w:tc>
         <w:tc>
           <w:tcPr>
-            <w:tcW w:type="dxa" w:w="785"/>
+            <w:tcW w:type="dxa" w:w="720"/>
             <w:shd w:val="clear" w:fill="D9E2F3"/>
           </w:tcPr>
           <w:p>
@@ -3338,7 +3804,7 @@
         </w:tc>
         <w:tc>
           <w:tcPr>
-            <w:tcW w:type="dxa" w:w="785"/>
+            <w:tcW w:type="dxa" w:w="720"/>
             <w:shd w:val="clear" w:fill="D9E2F3"/>
           </w:tcPr>
           <w:p>
@@ -3355,7 +3821,7 @@
         </w:tc>
         <w:tc>
           <w:tcPr>
-            <w:tcW w:type="dxa" w:w="785"/>
+            <w:tcW w:type="dxa" w:w="720"/>
             <w:shd w:val="clear" w:fill="D9E2F3"/>
           </w:tcPr>
           <w:p>
@@ -3372,7 +3838,7 @@
         </w:tc>
         <w:tc>
           <w:tcPr>
-            <w:tcW w:type="dxa" w:w="785"/>
+            <w:tcW w:type="dxa" w:w="720"/>
             <w:shd w:val="clear" w:fill="D9E2F3"/>
           </w:tcPr>
           <w:p>
@@ -3389,7 +3855,7 @@
         </w:tc>
         <w:tc>
           <w:tcPr>
-            <w:tcW w:type="dxa" w:w="785"/>
+            <w:tcW w:type="dxa" w:w="720"/>
             <w:shd w:val="clear" w:fill="D9E2F3"/>
           </w:tcPr>
           <w:p>
@@ -3406,7 +3872,7 @@
         </w:tc>
         <w:tc>
           <w:tcPr>
-            <w:tcW w:type="dxa" w:w="785"/>
+            <w:tcW w:type="dxa" w:w="720"/>
             <w:shd w:val="clear" w:fill="D9E2F3"/>
           </w:tcPr>
           <w:p>
@@ -3423,7 +3889,7 @@
         </w:tc>
         <w:tc>
           <w:tcPr>
-            <w:tcW w:type="dxa" w:w="785"/>
+            <w:tcW w:type="dxa" w:w="720"/>
             <w:shd w:val="clear" w:fill="D9E2F3"/>
           </w:tcPr>
           <w:p>
@@ -3440,7 +3906,7 @@
         </w:tc>
         <w:tc>
           <w:tcPr>
-            <w:tcW w:type="dxa" w:w="785"/>
+            <w:tcW w:type="dxa" w:w="720"/>
             <w:shd w:val="clear" w:fill="D9E2F3"/>
           </w:tcPr>
           <w:p>
@@ -3451,13 +3917,30 @@
                 <w:sz w:val="19"/>
                 <w:rFonts w:eastAsia="宋体"/>
               </w:rPr>
+              <w:t>3.6</w:t>
+            </w:r>
+          </w:p>
+        </w:tc>
+        <w:tc>
+          <w:tcPr>
+            <w:tcW w:type="dxa" w:w="720"/>
+            <w:shd w:val="clear" w:fill="D9E2F3"/>
+          </w:tcPr>
+          <w:p>
+            <w:r/>
+            <w:r>
+              <w:rPr>
+                <w:b/>
+                <w:sz w:val="19"/>
+                <w:rFonts w:eastAsia="宋体"/>
+              </w:rPr>
               <w:t>4.1</w:t>
             </w:r>
           </w:p>
         </w:tc>
         <w:tc>
           <w:tcPr>
-            <w:tcW w:type="dxa" w:w="785"/>
+            <w:tcW w:type="dxa" w:w="720"/>
             <w:shd w:val="clear" w:fill="D9E2F3"/>
           </w:tcPr>
           <w:p>
@@ -3474,7 +3957,7 @@
         </w:tc>
         <w:tc>
           <w:tcPr>
-            <w:tcW w:type="dxa" w:w="785"/>
+            <w:tcW w:type="dxa" w:w="720"/>
             <w:shd w:val="clear" w:fill="D9E2F3"/>
           </w:tcPr>
           <w:p>
@@ -3493,7 +3976,7 @@
       <w:tr>
         <w:tc>
           <w:tcPr>
-            <w:tcW w:type="dxa" w:w="785"/>
+            <w:tcW w:type="dxa" w:w="720"/>
           </w:tcPr>
           <w:p>
             <w:r/>
@@ -3509,7 +3992,7 @@
         </w:tc>
         <w:tc>
           <w:tcPr>
-            <w:tcW w:type="dxa" w:w="785"/>
+            <w:tcW w:type="dxa" w:w="720"/>
           </w:tcPr>
           <w:p>
             <w:r/>
@@ -3525,71 +4008,79 @@
         </w:tc>
         <w:tc>
           <w:tcPr>
-            <w:tcW w:type="dxa" w:w="785"/>
-          </w:tcPr>
-          <w:p>
-            <w:r/>
-          </w:p>
-        </w:tc>
-        <w:tc>
-          <w:tcPr>
-            <w:tcW w:type="dxa" w:w="785"/>
-          </w:tcPr>
-          <w:p>
-            <w:r/>
-          </w:p>
-        </w:tc>
-        <w:tc>
-          <w:tcPr>
-            <w:tcW w:type="dxa" w:w="785"/>
-          </w:tcPr>
-          <w:p>
-            <w:r/>
-          </w:p>
-        </w:tc>
-        <w:tc>
-          <w:tcPr>
-            <w:tcW w:type="dxa" w:w="785"/>
-          </w:tcPr>
-          <w:p>
-            <w:r/>
-          </w:p>
-        </w:tc>
-        <w:tc>
-          <w:tcPr>
-            <w:tcW w:type="dxa" w:w="785"/>
-          </w:tcPr>
-          <w:p>
-            <w:r/>
-          </w:p>
-        </w:tc>
-        <w:tc>
-          <w:tcPr>
-            <w:tcW w:type="dxa" w:w="785"/>
-          </w:tcPr>
-          <w:p>
-            <w:r/>
-          </w:p>
-        </w:tc>
-        <w:tc>
-          <w:tcPr>
-            <w:tcW w:type="dxa" w:w="785"/>
-          </w:tcPr>
-          <w:p>
-            <w:r/>
-          </w:p>
-        </w:tc>
-        <w:tc>
-          <w:tcPr>
-            <w:tcW w:type="dxa" w:w="785"/>
-          </w:tcPr>
-          <w:p>
-            <w:r/>
-          </w:p>
-        </w:tc>
-        <w:tc>
-          <w:tcPr>
-            <w:tcW w:type="dxa" w:w="785"/>
+            <w:tcW w:type="dxa" w:w="720"/>
+          </w:tcPr>
+          <w:p>
+            <w:r/>
+          </w:p>
+        </w:tc>
+        <w:tc>
+          <w:tcPr>
+            <w:tcW w:type="dxa" w:w="720"/>
+          </w:tcPr>
+          <w:p>
+            <w:r/>
+          </w:p>
+        </w:tc>
+        <w:tc>
+          <w:tcPr>
+            <w:tcW w:type="dxa" w:w="720"/>
+          </w:tcPr>
+          <w:p>
+            <w:r/>
+          </w:p>
+        </w:tc>
+        <w:tc>
+          <w:tcPr>
+            <w:tcW w:type="dxa" w:w="720"/>
+          </w:tcPr>
+          <w:p>
+            <w:r/>
+          </w:p>
+        </w:tc>
+        <w:tc>
+          <w:tcPr>
+            <w:tcW w:type="dxa" w:w="720"/>
+          </w:tcPr>
+          <w:p>
+            <w:r/>
+          </w:p>
+        </w:tc>
+        <w:tc>
+          <w:tcPr>
+            <w:tcW w:type="dxa" w:w="720"/>
+          </w:tcPr>
+          <w:p>
+            <w:r/>
+          </w:p>
+        </w:tc>
+        <w:tc>
+          <w:tcPr>
+            <w:tcW w:type="dxa" w:w="720"/>
+          </w:tcPr>
+          <w:p>
+            <w:r/>
+          </w:p>
+        </w:tc>
+        <w:tc>
+          <w:tcPr>
+            <w:tcW w:type="dxa" w:w="720"/>
+          </w:tcPr>
+          <w:p>
+            <w:r/>
+          </w:p>
+        </w:tc>
+        <w:tc>
+          <w:tcPr>
+            <w:tcW w:type="dxa" w:w="720"/>
+          </w:tcPr>
+          <w:p>
+            <w:r/>
+          </w:p>
+        </w:tc>
+        <w:tc>
+          <w:tcPr>
+            <w:tcW w:type="dxa" w:w="720"/>
           </w:tcPr>
           <w:p>
             <w:r/>
@@ -3599,7 +4090,7 @@
       <w:tr>
         <w:tc>
           <w:tcPr>
-            <w:tcW w:type="dxa" w:w="785"/>
+            <w:tcW w:type="dxa" w:w="720"/>
           </w:tcPr>
           <w:p>
             <w:r/>
@@ -3615,7 +4106,7 @@
         </w:tc>
         <w:tc>
           <w:tcPr>
-            <w:tcW w:type="dxa" w:w="785"/>
+            <w:tcW w:type="dxa" w:w="720"/>
           </w:tcPr>
           <w:p>
             <w:r/>
@@ -3631,7 +4122,7 @@
         </w:tc>
         <w:tc>
           <w:tcPr>
-            <w:tcW w:type="dxa" w:w="785"/>
+            <w:tcW w:type="dxa" w:w="720"/>
           </w:tcPr>
           <w:p>
             <w:r/>
@@ -3647,7 +4138,7 @@
         </w:tc>
         <w:tc>
           <w:tcPr>
-            <w:tcW w:type="dxa" w:w="785"/>
+            <w:tcW w:type="dxa" w:w="720"/>
           </w:tcPr>
           <w:p>
             <w:r/>
@@ -3663,31 +4154,31 @@
         </w:tc>
         <w:tc>
           <w:tcPr>
-            <w:tcW w:type="dxa" w:w="785"/>
-          </w:tcPr>
-          <w:p>
-            <w:r/>
-          </w:p>
-        </w:tc>
-        <w:tc>
-          <w:tcPr>
-            <w:tcW w:type="dxa" w:w="785"/>
-          </w:tcPr>
-          <w:p>
-            <w:r/>
-          </w:p>
-        </w:tc>
-        <w:tc>
-          <w:tcPr>
-            <w:tcW w:type="dxa" w:w="785"/>
-          </w:tcPr>
-          <w:p>
-            <w:r/>
-          </w:p>
-        </w:tc>
-        <w:tc>
-          <w:tcPr>
-            <w:tcW w:type="dxa" w:w="785"/>
+            <w:tcW w:type="dxa" w:w="720"/>
+          </w:tcPr>
+          <w:p>
+            <w:r/>
+          </w:p>
+        </w:tc>
+        <w:tc>
+          <w:tcPr>
+            <w:tcW w:type="dxa" w:w="720"/>
+          </w:tcPr>
+          <w:p>
+            <w:r/>
+          </w:p>
+        </w:tc>
+        <w:tc>
+          <w:tcPr>
+            <w:tcW w:type="dxa" w:w="720"/>
+          </w:tcPr>
+          <w:p>
+            <w:r/>
+          </w:p>
+        </w:tc>
+        <w:tc>
+          <w:tcPr>
+            <w:tcW w:type="dxa" w:w="720"/>
           </w:tcPr>
           <w:p>
             <w:r/>
@@ -3703,23 +4194,39 @@
         </w:tc>
         <w:tc>
           <w:tcPr>
-            <w:tcW w:type="dxa" w:w="785"/>
-          </w:tcPr>
-          <w:p>
-            <w:r/>
-          </w:p>
-        </w:tc>
-        <w:tc>
-          <w:tcPr>
-            <w:tcW w:type="dxa" w:w="785"/>
-          </w:tcPr>
-          <w:p>
-            <w:r/>
-          </w:p>
-        </w:tc>
-        <w:tc>
-          <w:tcPr>
-            <w:tcW w:type="dxa" w:w="785"/>
+            <w:tcW w:type="dxa" w:w="720"/>
+          </w:tcPr>
+          <w:p>
+            <w:r/>
+            <w:r>
+              <w:rPr>
+                <w:b w:val="0"/>
+                <w:sz w:val="19"/>
+                <w:rFonts w:eastAsia="宋体"/>
+              </w:rPr>
+              <w:t>██</w:t>
+            </w:r>
+          </w:p>
+        </w:tc>
+        <w:tc>
+          <w:tcPr>
+            <w:tcW w:type="dxa" w:w="720"/>
+          </w:tcPr>
+          <w:p>
+            <w:r/>
+          </w:p>
+        </w:tc>
+        <w:tc>
+          <w:tcPr>
+            <w:tcW w:type="dxa" w:w="720"/>
+          </w:tcPr>
+          <w:p>
+            <w:r/>
+          </w:p>
+        </w:tc>
+        <w:tc>
+          <w:tcPr>
+            <w:tcW w:type="dxa" w:w="720"/>
           </w:tcPr>
           <w:p>
             <w:r/>
@@ -3729,7 +4236,7 @@
       <w:tr>
         <w:tc>
           <w:tcPr>
-            <w:tcW w:type="dxa" w:w="785"/>
+            <w:tcW w:type="dxa" w:w="720"/>
           </w:tcPr>
           <w:p>
             <w:r/>
@@ -3745,15 +4252,15 @@
         </w:tc>
         <w:tc>
           <w:tcPr>
-            <w:tcW w:type="dxa" w:w="785"/>
-          </w:tcPr>
-          <w:p>
-            <w:r/>
-          </w:p>
-        </w:tc>
-        <w:tc>
-          <w:tcPr>
-            <w:tcW w:type="dxa" w:w="785"/>
+            <w:tcW w:type="dxa" w:w="720"/>
+          </w:tcPr>
+          <w:p>
+            <w:r/>
+          </w:p>
+        </w:tc>
+        <w:tc>
+          <w:tcPr>
+            <w:tcW w:type="dxa" w:w="720"/>
           </w:tcPr>
           <w:p>
             <w:r/>
@@ -3769,7 +4276,7 @@
         </w:tc>
         <w:tc>
           <w:tcPr>
-            <w:tcW w:type="dxa" w:w="785"/>
+            <w:tcW w:type="dxa" w:w="720"/>
           </w:tcPr>
           <w:p>
             <w:r/>
@@ -3785,7 +4292,7 @@
         </w:tc>
         <w:tc>
           <w:tcPr>
-            <w:tcW w:type="dxa" w:w="785"/>
+            <w:tcW w:type="dxa" w:w="720"/>
           </w:tcPr>
           <w:p>
             <w:r/>
@@ -3801,7 +4308,7 @@
         </w:tc>
         <w:tc>
           <w:tcPr>
-            <w:tcW w:type="dxa" w:w="785"/>
+            <w:tcW w:type="dxa" w:w="720"/>
           </w:tcPr>
           <w:p>
             <w:r/>
@@ -3817,7 +4324,7 @@
         </w:tc>
         <w:tc>
           <w:tcPr>
-            <w:tcW w:type="dxa" w:w="785"/>
+            <w:tcW w:type="dxa" w:w="720"/>
           </w:tcPr>
           <w:p>
             <w:r/>
@@ -3833,31 +4340,47 @@
         </w:tc>
         <w:tc>
           <w:tcPr>
-            <w:tcW w:type="dxa" w:w="785"/>
-          </w:tcPr>
-          <w:p>
-            <w:r/>
-          </w:p>
-        </w:tc>
-        <w:tc>
-          <w:tcPr>
-            <w:tcW w:type="dxa" w:w="785"/>
-          </w:tcPr>
-          <w:p>
-            <w:r/>
-          </w:p>
-        </w:tc>
-        <w:tc>
-          <w:tcPr>
-            <w:tcW w:type="dxa" w:w="785"/>
-          </w:tcPr>
-          <w:p>
-            <w:r/>
-          </w:p>
-        </w:tc>
-        <w:tc>
-          <w:tcPr>
-            <w:tcW w:type="dxa" w:w="785"/>
+            <w:tcW w:type="dxa" w:w="720"/>
+          </w:tcPr>
+          <w:p>
+            <w:r/>
+          </w:p>
+        </w:tc>
+        <w:tc>
+          <w:tcPr>
+            <w:tcW w:type="dxa" w:w="720"/>
+          </w:tcPr>
+          <w:p>
+            <w:r/>
+            <w:r>
+              <w:rPr>
+                <w:b w:val="0"/>
+                <w:sz w:val="19"/>
+                <w:rFonts w:eastAsia="宋体"/>
+              </w:rPr>
+              <w:t>██</w:t>
+            </w:r>
+          </w:p>
+        </w:tc>
+        <w:tc>
+          <w:tcPr>
+            <w:tcW w:type="dxa" w:w="720"/>
+          </w:tcPr>
+          <w:p>
+            <w:r/>
+          </w:p>
+        </w:tc>
+        <w:tc>
+          <w:tcPr>
+            <w:tcW w:type="dxa" w:w="720"/>
+          </w:tcPr>
+          <w:p>
+            <w:r/>
+          </w:p>
+        </w:tc>
+        <w:tc>
+          <w:tcPr>
+            <w:tcW w:type="dxa" w:w="720"/>
           </w:tcPr>
           <w:p>
             <w:r/>
@@ -3867,7 +4390,7 @@
       <w:tr>
         <w:tc>
           <w:tcPr>
-            <w:tcW w:type="dxa" w:w="785"/>
+            <w:tcW w:type="dxa" w:w="720"/>
           </w:tcPr>
           <w:p>
             <w:r/>
@@ -3883,23 +4406,23 @@
         </w:tc>
         <w:tc>
           <w:tcPr>
-            <w:tcW w:type="dxa" w:w="785"/>
-          </w:tcPr>
-          <w:p>
-            <w:r/>
-          </w:p>
-        </w:tc>
-        <w:tc>
-          <w:tcPr>
-            <w:tcW w:type="dxa" w:w="785"/>
-          </w:tcPr>
-          <w:p>
-            <w:r/>
-          </w:p>
-        </w:tc>
-        <w:tc>
-          <w:tcPr>
-            <w:tcW w:type="dxa" w:w="785"/>
+            <w:tcW w:type="dxa" w:w="720"/>
+          </w:tcPr>
+          <w:p>
+            <w:r/>
+          </w:p>
+        </w:tc>
+        <w:tc>
+          <w:tcPr>
+            <w:tcW w:type="dxa" w:w="720"/>
+          </w:tcPr>
+          <w:p>
+            <w:r/>
+          </w:p>
+        </w:tc>
+        <w:tc>
+          <w:tcPr>
+            <w:tcW w:type="dxa" w:w="720"/>
           </w:tcPr>
           <w:p>
             <w:r/>
@@ -3915,7 +4438,7 @@
         </w:tc>
         <w:tc>
           <w:tcPr>
-            <w:tcW w:type="dxa" w:w="785"/>
+            <w:tcW w:type="dxa" w:w="720"/>
           </w:tcPr>
           <w:p>
             <w:r/>
@@ -3931,7 +4454,7 @@
         </w:tc>
         <w:tc>
           <w:tcPr>
-            <w:tcW w:type="dxa" w:w="785"/>
+            <w:tcW w:type="dxa" w:w="720"/>
           </w:tcPr>
           <w:p>
             <w:r/>
@@ -3947,7 +4470,7 @@
         </w:tc>
         <w:tc>
           <w:tcPr>
-            <w:tcW w:type="dxa" w:w="785"/>
+            <w:tcW w:type="dxa" w:w="720"/>
           </w:tcPr>
           <w:p>
             <w:r/>
@@ -3963,7 +4486,7 @@
         </w:tc>
         <w:tc>
           <w:tcPr>
-            <w:tcW w:type="dxa" w:w="785"/>
+            <w:tcW w:type="dxa" w:w="720"/>
           </w:tcPr>
           <w:p>
             <w:r/>
@@ -3979,23 +4502,31 @@
         </w:tc>
         <w:tc>
           <w:tcPr>
-            <w:tcW w:type="dxa" w:w="785"/>
-          </w:tcPr>
-          <w:p>
-            <w:r/>
-          </w:p>
-        </w:tc>
-        <w:tc>
-          <w:tcPr>
-            <w:tcW w:type="dxa" w:w="785"/>
-          </w:tcPr>
-          <w:p>
-            <w:r/>
-          </w:p>
-        </w:tc>
-        <w:tc>
-          <w:tcPr>
-            <w:tcW w:type="dxa" w:w="785"/>
+            <w:tcW w:type="dxa" w:w="720"/>
+          </w:tcPr>
+          <w:p>
+            <w:r/>
+          </w:p>
+        </w:tc>
+        <w:tc>
+          <w:tcPr>
+            <w:tcW w:type="dxa" w:w="720"/>
+          </w:tcPr>
+          <w:p>
+            <w:r/>
+          </w:p>
+        </w:tc>
+        <w:tc>
+          <w:tcPr>
+            <w:tcW w:type="dxa" w:w="720"/>
+          </w:tcPr>
+          <w:p>
+            <w:r/>
+          </w:p>
+        </w:tc>
+        <w:tc>
+          <w:tcPr>
+            <w:tcW w:type="dxa" w:w="720"/>
           </w:tcPr>
           <w:p>
             <w:r/>
@@ -4005,7 +4536,7 @@
       <w:tr>
         <w:tc>
           <w:tcPr>
-            <w:tcW w:type="dxa" w:w="785"/>
+            <w:tcW w:type="dxa" w:w="720"/>
           </w:tcPr>
           <w:p>
             <w:r/>
@@ -4021,55 +4552,55 @@
         </w:tc>
         <w:tc>
           <w:tcPr>
-            <w:tcW w:type="dxa" w:w="785"/>
-          </w:tcPr>
-          <w:p>
-            <w:r/>
-          </w:p>
-        </w:tc>
-        <w:tc>
-          <w:tcPr>
-            <w:tcW w:type="dxa" w:w="785"/>
-          </w:tcPr>
-          <w:p>
-            <w:r/>
-          </w:p>
-        </w:tc>
-        <w:tc>
-          <w:tcPr>
-            <w:tcW w:type="dxa" w:w="785"/>
-          </w:tcPr>
-          <w:p>
-            <w:r/>
-          </w:p>
-        </w:tc>
-        <w:tc>
-          <w:tcPr>
-            <w:tcW w:type="dxa" w:w="785"/>
-          </w:tcPr>
-          <w:p>
-            <w:r/>
-          </w:p>
-        </w:tc>
-        <w:tc>
-          <w:tcPr>
-            <w:tcW w:type="dxa" w:w="785"/>
-          </w:tcPr>
-          <w:p>
-            <w:r/>
-          </w:p>
-        </w:tc>
-        <w:tc>
-          <w:tcPr>
-            <w:tcW w:type="dxa" w:w="785"/>
-          </w:tcPr>
-          <w:p>
-            <w:r/>
-          </w:p>
-        </w:tc>
-        <w:tc>
-          <w:tcPr>
-            <w:tcW w:type="dxa" w:w="785"/>
+            <w:tcW w:type="dxa" w:w="720"/>
+          </w:tcPr>
+          <w:p>
+            <w:r/>
+          </w:p>
+        </w:tc>
+        <w:tc>
+          <w:tcPr>
+            <w:tcW w:type="dxa" w:w="720"/>
+          </w:tcPr>
+          <w:p>
+            <w:r/>
+          </w:p>
+        </w:tc>
+        <w:tc>
+          <w:tcPr>
+            <w:tcW w:type="dxa" w:w="720"/>
+          </w:tcPr>
+          <w:p>
+            <w:r/>
+          </w:p>
+        </w:tc>
+        <w:tc>
+          <w:tcPr>
+            <w:tcW w:type="dxa" w:w="720"/>
+          </w:tcPr>
+          <w:p>
+            <w:r/>
+          </w:p>
+        </w:tc>
+        <w:tc>
+          <w:tcPr>
+            <w:tcW w:type="dxa" w:w="720"/>
+          </w:tcPr>
+          <w:p>
+            <w:r/>
+          </w:p>
+        </w:tc>
+        <w:tc>
+          <w:tcPr>
+            <w:tcW w:type="dxa" w:w="720"/>
+          </w:tcPr>
+          <w:p>
+            <w:r/>
+          </w:p>
+        </w:tc>
+        <w:tc>
+          <w:tcPr>
+            <w:tcW w:type="dxa" w:w="720"/>
           </w:tcPr>
           <w:p>
             <w:r/>
@@ -4085,7 +4616,15 @@
         </w:tc>
         <w:tc>
           <w:tcPr>
-            <w:tcW w:type="dxa" w:w="785"/>
+            <w:tcW w:type="dxa" w:w="720"/>
+          </w:tcPr>
+          <w:p>
+            <w:r/>
+          </w:p>
+        </w:tc>
+        <w:tc>
+          <w:tcPr>
+            <w:tcW w:type="dxa" w:w="720"/>
           </w:tcPr>
           <w:p>
             <w:r/>
@@ -4101,15 +4640,15 @@
         </w:tc>
         <w:tc>
           <w:tcPr>
-            <w:tcW w:type="dxa" w:w="785"/>
-          </w:tcPr>
-          <w:p>
-            <w:r/>
-          </w:p>
-        </w:tc>
-        <w:tc>
-          <w:tcPr>
-            <w:tcW w:type="dxa" w:w="785"/>
+            <w:tcW w:type="dxa" w:w="720"/>
+          </w:tcPr>
+          <w:p>
+            <w:r/>
+          </w:p>
+        </w:tc>
+        <w:tc>
+          <w:tcPr>
+            <w:tcW w:type="dxa" w:w="720"/>
           </w:tcPr>
           <w:p>
             <w:r/>
@@ -4119,7 +4658,7 @@
       <w:tr>
         <w:tc>
           <w:tcPr>
-            <w:tcW w:type="dxa" w:w="785"/>
+            <w:tcW w:type="dxa" w:w="720"/>
           </w:tcPr>
           <w:p>
             <w:r/>
@@ -4135,63 +4674,71 @@
         </w:tc>
         <w:tc>
           <w:tcPr>
-            <w:tcW w:type="dxa" w:w="785"/>
-          </w:tcPr>
-          <w:p>
-            <w:r/>
-          </w:p>
-        </w:tc>
-        <w:tc>
-          <w:tcPr>
-            <w:tcW w:type="dxa" w:w="785"/>
-          </w:tcPr>
-          <w:p>
-            <w:r/>
-          </w:p>
-        </w:tc>
-        <w:tc>
-          <w:tcPr>
-            <w:tcW w:type="dxa" w:w="785"/>
-          </w:tcPr>
-          <w:p>
-            <w:r/>
-          </w:p>
-        </w:tc>
-        <w:tc>
-          <w:tcPr>
-            <w:tcW w:type="dxa" w:w="785"/>
-          </w:tcPr>
-          <w:p>
-            <w:r/>
-          </w:p>
-        </w:tc>
-        <w:tc>
-          <w:tcPr>
-            <w:tcW w:type="dxa" w:w="785"/>
-          </w:tcPr>
-          <w:p>
-            <w:r/>
-          </w:p>
-        </w:tc>
-        <w:tc>
-          <w:tcPr>
-            <w:tcW w:type="dxa" w:w="785"/>
-          </w:tcPr>
-          <w:p>
-            <w:r/>
-          </w:p>
-        </w:tc>
-        <w:tc>
-          <w:tcPr>
-            <w:tcW w:type="dxa" w:w="785"/>
-          </w:tcPr>
-          <w:p>
-            <w:r/>
-          </w:p>
-        </w:tc>
-        <w:tc>
-          <w:tcPr>
-            <w:tcW w:type="dxa" w:w="785"/>
+            <w:tcW w:type="dxa" w:w="720"/>
+          </w:tcPr>
+          <w:p>
+            <w:r/>
+          </w:p>
+        </w:tc>
+        <w:tc>
+          <w:tcPr>
+            <w:tcW w:type="dxa" w:w="720"/>
+          </w:tcPr>
+          <w:p>
+            <w:r/>
+          </w:p>
+        </w:tc>
+        <w:tc>
+          <w:tcPr>
+            <w:tcW w:type="dxa" w:w="720"/>
+          </w:tcPr>
+          <w:p>
+            <w:r/>
+          </w:p>
+        </w:tc>
+        <w:tc>
+          <w:tcPr>
+            <w:tcW w:type="dxa" w:w="720"/>
+          </w:tcPr>
+          <w:p>
+            <w:r/>
+          </w:p>
+        </w:tc>
+        <w:tc>
+          <w:tcPr>
+            <w:tcW w:type="dxa" w:w="720"/>
+          </w:tcPr>
+          <w:p>
+            <w:r/>
+          </w:p>
+        </w:tc>
+        <w:tc>
+          <w:tcPr>
+            <w:tcW w:type="dxa" w:w="720"/>
+          </w:tcPr>
+          <w:p>
+            <w:r/>
+          </w:p>
+        </w:tc>
+        <w:tc>
+          <w:tcPr>
+            <w:tcW w:type="dxa" w:w="720"/>
+          </w:tcPr>
+          <w:p>
+            <w:r/>
+          </w:p>
+        </w:tc>
+        <w:tc>
+          <w:tcPr>
+            <w:tcW w:type="dxa" w:w="720"/>
+          </w:tcPr>
+          <w:p>
+            <w:r/>
+          </w:p>
+        </w:tc>
+        <w:tc>
+          <w:tcPr>
+            <w:tcW w:type="dxa" w:w="720"/>
           </w:tcPr>
           <w:p>
             <w:r/>
@@ -4207,7 +4754,7 @@
         </w:tc>
         <w:tc>
           <w:tcPr>
-            <w:tcW w:type="dxa" w:w="785"/>
+            <w:tcW w:type="dxa" w:w="720"/>
           </w:tcPr>
           <w:p>
             <w:r/>
@@ -4223,7 +4770,7 @@
         </w:tc>
         <w:tc>
           <w:tcPr>
-            <w:tcW w:type="dxa" w:w="785"/>
+            <w:tcW w:type="dxa" w:w="720"/>
           </w:tcPr>
           <w:p>
             <w:r/>
@@ -4233,7 +4780,7 @@
       <w:tr>
         <w:tc>
           <w:tcPr>
-            <w:tcW w:type="dxa" w:w="785"/>
+            <w:tcW w:type="dxa" w:w="720"/>
           </w:tcPr>
           <w:p>
             <w:r/>
@@ -4249,71 +4796,79 @@
         </w:tc>
         <w:tc>
           <w:tcPr>
-            <w:tcW w:type="dxa" w:w="785"/>
-          </w:tcPr>
-          <w:p>
-            <w:r/>
-          </w:p>
-        </w:tc>
-        <w:tc>
-          <w:tcPr>
-            <w:tcW w:type="dxa" w:w="785"/>
-          </w:tcPr>
-          <w:p>
-            <w:r/>
-          </w:p>
-        </w:tc>
-        <w:tc>
-          <w:tcPr>
-            <w:tcW w:type="dxa" w:w="785"/>
-          </w:tcPr>
-          <w:p>
-            <w:r/>
-          </w:p>
-        </w:tc>
-        <w:tc>
-          <w:tcPr>
-            <w:tcW w:type="dxa" w:w="785"/>
-          </w:tcPr>
-          <w:p>
-            <w:r/>
-          </w:p>
-        </w:tc>
-        <w:tc>
-          <w:tcPr>
-            <w:tcW w:type="dxa" w:w="785"/>
-          </w:tcPr>
-          <w:p>
-            <w:r/>
-          </w:p>
-        </w:tc>
-        <w:tc>
-          <w:tcPr>
-            <w:tcW w:type="dxa" w:w="785"/>
-          </w:tcPr>
-          <w:p>
-            <w:r/>
-          </w:p>
-        </w:tc>
-        <w:tc>
-          <w:tcPr>
-            <w:tcW w:type="dxa" w:w="785"/>
-          </w:tcPr>
-          <w:p>
-            <w:r/>
-          </w:p>
-        </w:tc>
-        <w:tc>
-          <w:tcPr>
-            <w:tcW w:type="dxa" w:w="785"/>
-          </w:tcPr>
-          <w:p>
-            <w:r/>
-          </w:p>
-        </w:tc>
-        <w:tc>
-          <w:tcPr>
-            <w:tcW w:type="dxa" w:w="785"/>
+            <w:tcW w:type="dxa" w:w="720"/>
+          </w:tcPr>
+          <w:p>
+            <w:r/>
+          </w:p>
+        </w:tc>
+        <w:tc>
+          <w:tcPr>
+            <w:tcW w:type="dxa" w:w="720"/>
+          </w:tcPr>
+          <w:p>
+            <w:r/>
+          </w:p>
+        </w:tc>
+        <w:tc>
+          <w:tcPr>
+            <w:tcW w:type="dxa" w:w="720"/>
+          </w:tcPr>
+          <w:p>
+            <w:r/>
+          </w:p>
+        </w:tc>
+        <w:tc>
+          <w:tcPr>
+            <w:tcW w:type="dxa" w:w="720"/>
+          </w:tcPr>
+          <w:p>
+            <w:r/>
+          </w:p>
+        </w:tc>
+        <w:tc>
+          <w:tcPr>
+            <w:tcW w:type="dxa" w:w="720"/>
+          </w:tcPr>
+          <w:p>
+            <w:r/>
+          </w:p>
+        </w:tc>
+        <w:tc>
+          <w:tcPr>
+            <w:tcW w:type="dxa" w:w="720"/>
+          </w:tcPr>
+          <w:p>
+            <w:r/>
+          </w:p>
+        </w:tc>
+        <w:tc>
+          <w:tcPr>
+            <w:tcW w:type="dxa" w:w="720"/>
+          </w:tcPr>
+          <w:p>
+            <w:r/>
+          </w:p>
+        </w:tc>
+        <w:tc>
+          <w:tcPr>
+            <w:tcW w:type="dxa" w:w="720"/>
+          </w:tcPr>
+          <w:p>
+            <w:r/>
+          </w:p>
+        </w:tc>
+        <w:tc>
+          <w:tcPr>
+            <w:tcW w:type="dxa" w:w="720"/>
+          </w:tcPr>
+          <w:p>
+            <w:r/>
+          </w:p>
+        </w:tc>
+        <w:tc>
+          <w:tcPr>
+            <w:tcW w:type="dxa" w:w="720"/>
           </w:tcPr>
           <w:p>
             <w:r/>
@@ -4329,7 +4884,7 @@
         </w:tc>
         <w:tc>
           <w:tcPr>
-            <w:tcW w:type="dxa" w:w="785"/>
+            <w:tcW w:type="dxa" w:w="720"/>
           </w:tcPr>
           <w:p>
             <w:r/>
@@ -4347,7 +4902,7 @@
       <w:tr>
         <w:tc>
           <w:tcPr>
-            <w:tcW w:type="dxa" w:w="785"/>
+            <w:tcW w:type="dxa" w:w="720"/>
           </w:tcPr>
           <w:p>
             <w:r/>
@@ -4363,71 +4918,79 @@
         </w:tc>
         <w:tc>
           <w:tcPr>
-            <w:tcW w:type="dxa" w:w="785"/>
-          </w:tcPr>
-          <w:p>
-            <w:r/>
-          </w:p>
-        </w:tc>
-        <w:tc>
-          <w:tcPr>
-            <w:tcW w:type="dxa" w:w="785"/>
-          </w:tcPr>
-          <w:p>
-            <w:r/>
-          </w:p>
-        </w:tc>
-        <w:tc>
-          <w:tcPr>
-            <w:tcW w:type="dxa" w:w="785"/>
-          </w:tcPr>
-          <w:p>
-            <w:r/>
-          </w:p>
-        </w:tc>
-        <w:tc>
-          <w:tcPr>
-            <w:tcW w:type="dxa" w:w="785"/>
-          </w:tcPr>
-          <w:p>
-            <w:r/>
-          </w:p>
-        </w:tc>
-        <w:tc>
-          <w:tcPr>
-            <w:tcW w:type="dxa" w:w="785"/>
-          </w:tcPr>
-          <w:p>
-            <w:r/>
-          </w:p>
-        </w:tc>
-        <w:tc>
-          <w:tcPr>
-            <w:tcW w:type="dxa" w:w="785"/>
-          </w:tcPr>
-          <w:p>
-            <w:r/>
-          </w:p>
-        </w:tc>
-        <w:tc>
-          <w:tcPr>
-            <w:tcW w:type="dxa" w:w="785"/>
-          </w:tcPr>
-          <w:p>
-            <w:r/>
-          </w:p>
-        </w:tc>
-        <w:tc>
-          <w:tcPr>
-            <w:tcW w:type="dxa" w:w="785"/>
-          </w:tcPr>
-          <w:p>
-            <w:r/>
-          </w:p>
-        </w:tc>
-        <w:tc>
-          <w:tcPr>
-            <w:tcW w:type="dxa" w:w="785"/>
+            <w:tcW w:type="dxa" w:w="720"/>
+          </w:tcPr>
+          <w:p>
+            <w:r/>
+          </w:p>
+        </w:tc>
+        <w:tc>
+          <w:tcPr>
+            <w:tcW w:type="dxa" w:w="720"/>
+          </w:tcPr>
+          <w:p>
+            <w:r/>
+          </w:p>
+        </w:tc>
+        <w:tc>
+          <w:tcPr>
+            <w:tcW w:type="dxa" w:w="720"/>
+          </w:tcPr>
+          <w:p>
+            <w:r/>
+          </w:p>
+        </w:tc>
+        <w:tc>
+          <w:tcPr>
+            <w:tcW w:type="dxa" w:w="720"/>
+          </w:tcPr>
+          <w:p>
+            <w:r/>
+          </w:p>
+        </w:tc>
+        <w:tc>
+          <w:tcPr>
+            <w:tcW w:type="dxa" w:w="720"/>
+          </w:tcPr>
+          <w:p>
+            <w:r/>
+          </w:p>
+        </w:tc>
+        <w:tc>
+          <w:tcPr>
+            <w:tcW w:type="dxa" w:w="720"/>
+          </w:tcPr>
+          <w:p>
+            <w:r/>
+          </w:p>
+        </w:tc>
+        <w:tc>
+          <w:tcPr>
+            <w:tcW w:type="dxa" w:w="720"/>
+          </w:tcPr>
+          <w:p>
+            <w:r/>
+          </w:p>
+        </w:tc>
+        <w:tc>
+          <w:tcPr>
+            <w:tcW w:type="dxa" w:w="720"/>
+          </w:tcPr>
+          <w:p>
+            <w:r/>
+          </w:p>
+        </w:tc>
+        <w:tc>
+          <w:tcPr>
+            <w:tcW w:type="dxa" w:w="720"/>
+          </w:tcPr>
+          <w:p>
+            <w:r/>
+          </w:p>
+        </w:tc>
+        <w:tc>
+          <w:tcPr>
+            <w:tcW w:type="dxa" w:w="720"/>
           </w:tcPr>
           <w:p>
             <w:r/>
@@ -4443,7 +5006,7 @@
         </w:tc>
         <w:tc>
           <w:tcPr>
-            <w:tcW w:type="dxa" w:w="785"/>
+            <w:tcW w:type="dxa" w:w="720"/>
           </w:tcPr>
           <w:p>
             <w:r/>
@@ -4466,7 +5029,7 @@
           <w:sz w:val="21"/>
           <w:rFonts w:eastAsia="宋体"/>
         </w:rPr>
-        <w:t>&gt; 说明：W2–W4 开发并行，成员3 承担 3.1/3.2/3.4 后端，成员4 承担 3.1/3.3/3.4 前端；成员5 边开发边编写用例。</w:t>
+        <w:t>&gt; 说明：W2–W4 开发并行，成员3 承担 3.1/3.2/3.4/3.6 后端，成员4 承担 3.1/3.3/3.4/3.6 前端；成员5 边开发边编写用例。</w:t>
       </w:r>
       <w:r>
         <w:rPr>
@@ -4499,6 +5062,32 @@
           <w:rFonts w:eastAsia="宋体"/>
         </w:rPr>
         <w:t>，标准确认后完成联调；若标准未按期确认，按风险 R3 应急预案处理。</w:t>
+      </w:r>
+    </w:p>
+    <w:p>
+      <w:r>
+        <w:rPr>
+          <w:b w:val="0"/>
+          <w:sz w:val="21"/>
+          <w:rFonts w:eastAsia="宋体"/>
+        </w:rPr>
+        <w:t xml:space="preserve">&gt; </w:t>
+      </w:r>
+      <w:r>
+        <w:rPr>
+          <w:b/>
+          <w:sz w:val="21"/>
+          <w:rFonts w:eastAsia="宋体"/>
+        </w:rPr>
+        <w:t>V1.1 资源平衡</w:t>
+      </w:r>
+      <w:r>
+        <w:rPr>
+          <w:b w:val="0"/>
+          <w:sz w:val="21"/>
+          <w:rFonts w:eastAsia="宋体"/>
+        </w:rPr>
+        <w:t>：新增 3.6（1.0 人·周）安排在 W2–W3，与 3.1 同属填报模块、共用实现；为避免成员3/4 过载，3.3 分析功能顺延至 W3 下半段至 W4 完成，里程碑 M3（功能冻结）仍控制在 W5 末。</w:t>
       </w:r>
     </w:p>
     <w:p>
@@ -4565,6 +5154,32 @@
           <w:rFonts w:eastAsia="宋体"/>
         </w:rPr>
         <w:t>：M1 需求基线（W1 末）；M2 设计评审（W2 末）；M3 功能冻结（W5 末）；M4 集成测试通过（W6 末）；M5 UAT 通过（W7 末）；M6 上线结项（W8 末）。</w:t>
+      </w:r>
+    </w:p>
+    <w:p>
+      <w:r>
+        <w:rPr>
+          <w:b w:val="0"/>
+          <w:sz w:val="21"/>
+          <w:rFonts w:eastAsia="宋体"/>
+        </w:rPr>
+        <w:t xml:space="preserve">- </w:t>
+      </w:r>
+      <w:r>
+        <w:rPr>
+          <w:b/>
+          <w:sz w:val="21"/>
+          <w:rFonts w:eastAsia="宋体"/>
+        </w:rPr>
+        <w:t>V1.1 说明</w:t>
+      </w:r>
+      <w:r>
+        <w:rPr>
+          <w:b w:val="0"/>
+          <w:sz w:val="21"/>
+          <w:rFonts w:eastAsia="宋体"/>
+        </w:rPr>
+        <w:t>：新增 3.6 与 3.1 并行实施，不在关键路径上；变更后总工期仍为 8 周，里程碑不变，新增工作量由弹性缓冲吸收。</w:t>
       </w:r>
     </w:p>
     <w:p>
@@ -5048,7 +5663,7 @@
                 <w:sz w:val="19"/>
                 <w:rFonts w:eastAsia="宋体"/>
               </w:rPr>
-              <w:t>开发（3.1～3.5）</w:t>
+              <w:t>开发（3.1～3.6）</w:t>
             </w:r>
           </w:p>
         </w:tc>
@@ -5064,7 +5679,7 @@
                 <w:sz w:val="19"/>
                 <w:rFonts w:eastAsia="宋体"/>
               </w:rPr>
-              <w:t>10.0</w:t>
+              <w:t>11.0</w:t>
             </w:r>
           </w:p>
         </w:tc>
@@ -5114,7 +5729,7 @@
                 <w:sz w:val="19"/>
                 <w:rFonts w:eastAsia="宋体"/>
               </w:rPr>
-              <w:t>测试</w:t>
+              <w:t>测试（含 V1.1 频次用例）</w:t>
             </w:r>
           </w:p>
         </w:tc>
@@ -5130,7 +5745,7 @@
                 <w:sz w:val="19"/>
                 <w:rFonts w:eastAsia="宋体"/>
               </w:rPr>
-              <w:t>4.5</w:t>
+              <w:t>5.0</w:t>
             </w:r>
           </w:p>
         </w:tc>
@@ -5320,7 +5935,7 @@
                 <w:sz w:val="19"/>
                 <w:rFonts w:eastAsia="宋体"/>
               </w:rPr>
-              <w:t>约 23 人·周</w:t>
+              <w:t>约 24.5 人·周</w:t>
             </w:r>
           </w:p>
         </w:tc>
@@ -5336,7 +5951,7 @@
                 <w:sz w:val="19"/>
                 <w:rFonts w:eastAsia="宋体"/>
               </w:rPr>
-              <w:t>团队容量 48 人·周（6 人×8 周），剩余约 25 人·周作为弹性缓冲（缺陷返修、追加联调、培训等；UAT 已计列，不重复计入）</w:t>
+              <w:t>团队容量 48 人·周（6 人×8 周），剩余约 23.5 人·周作为弹性缓冲（缺陷返修、追加联调、培训等；UAT 已计列，不重复计入）</w:t>
             </w:r>
           </w:p>
         </w:tc>
@@ -5381,7 +5996,33 @@
           <w:sz w:val="21"/>
           <w:rFonts w:eastAsia="宋体"/>
         </w:rPr>
-        <w:t>（三点估算，人·周）口径不同——本表已含设计评审、联调/接口联调、回归与缺陷修复、评审会等附加工作量（如 3.0 开发 10.0 ≈ 估算 7.7＋联调等 2.3；4.0 测试 4.5 ≈ 估算 2.2＋回归修复 2.3）。计划工作量低于团队容量，主要因开发阶段多人并行、日历历时受限（8 周），以及预留缓冲应对待确认项与返修。</w:t>
+        <w:t>（三点估算，人·周）口径不同——本表已含设计评审、联调/接口联调、回归与缺陷修复、评审会等附加工作量（如 3.0 开发 11.0 ≈ 估算 8.7（含新增 3.6 的 1.0）＋联调等 2.3；4.0 测试 5.0 ≈ 估算 2.2＋回归修复与频次用例 2.8）。计划工作量低于团队容量，主要因开发阶段多人并行、日历历时受限（8 周），以及预留缓冲应对待确认项与返修。</w:t>
+      </w:r>
+    </w:p>
+    <w:p>
+      <w:r>
+        <w:rPr>
+          <w:b w:val="0"/>
+          <w:sz w:val="21"/>
+          <w:rFonts w:eastAsia="宋体"/>
+        </w:rPr>
+        <w:t xml:space="preserve">&gt; </w:t>
+      </w:r>
+      <w:r>
+        <w:rPr>
+          <w:b/>
+          <w:sz w:val="21"/>
+          <w:rFonts w:eastAsia="宋体"/>
+        </w:rPr>
+        <w:t>V1.1 变更成本</w:t>
+      </w:r>
+      <w:r>
+        <w:rPr>
+          <w:b w:val="0"/>
+          <w:sz w:val="21"/>
+          <w:rFonts w:eastAsia="宋体"/>
+        </w:rPr>
+        <w:t>：本次变更新增工作量约 2.5 人·周（3.6 开发 1.0＋频次测试用例 0.5＋时限/切换口径设计 1.0），由弹性缓冲承担，成本基准 V1.1 相应更新；不影响总工期。</w:t>
       </w:r>
     </w:p>
     <w:p>
@@ -5489,7 +6130,7 @@
           <w:sz w:val="21"/>
           <w:rFonts w:eastAsia="宋体"/>
         </w:rPr>
-        <w:t>- 功能符合 SRS：FR 用例通过率 100%（A 类）；BR-001～011 规则用例 100% 覆盖并验证。</w:t>
+        <w:t>- 功能符合 SRS：FR 用例通过率 100%（A 类）；BR-001～012 规则用例 100% 覆盖并验证（BR-012 为 V1.1 新增频次规则）。</w:t>
       </w:r>
     </w:p>
     <w:p>
@@ -5667,7 +6308,7 @@
           <w:sz w:val="21"/>
           <w:rFonts w:eastAsia="宋体"/>
         </w:rPr>
-        <w:t>：单元测试（TDD 思路，开发自测）→ 功能测试（用例覆盖 BR 规则与 FR 流程）→ 集成测试 → 系统测试（全流程：企业填报→审核→汇总上报→分析）→ 回归测试（缺陷修复后）→ UAT（客户验收）。</w:t>
+        <w:t>：单元测试（TDD 思路，开发自测）→ 功能测试（用例覆盖 BR 规则与 FR 流程）→ 集成测试 → 系统测试（全流程：企业填报→审核→汇总上报→分析；含 V1.1 频次场景：半月报/月报切换、6 月末/7 月初衔接、跨频次统计）→ 回归测试（缺陷修复后）→ UAT（客户验收）。</w:t>
       </w:r>
     </w:p>
     <w:p>
@@ -5785,7 +6426,7 @@
                 <w:sz w:val="19"/>
                 <w:rFonts w:eastAsia="宋体"/>
               </w:rPr>
-              <w:t>需求/设计评审；测试计划与用例编写</w:t>
+              <w:t>需求/设计评审；测试计划与用例编写（含 V1.1 频次用例设计）</w:t>
             </w:r>
           </w:p>
         </w:tc>
@@ -5819,7 +6460,7 @@
                 <w:sz w:val="19"/>
                 <w:rFonts w:eastAsia="宋体"/>
               </w:rPr>
-              <w:t>单元测试、持续集成冒烟、功能用例逐步执行</w:t>
+              <w:t>单元测试、持续集成冒烟、功能用例逐步执行（含频次切换用例）</w:t>
             </w:r>
           </w:p>
         </w:tc>
@@ -6516,7 +7157,7 @@
                 <w:sz w:val="19"/>
                 <w:rFonts w:eastAsia="宋体"/>
               </w:rPr>
-              <w:t>后端开发（3.1/3.2/3.4/3.5）</w:t>
+              <w:t>后端开发（3.1/3.2/3.4/3.5/3.6）</w:t>
             </w:r>
           </w:p>
         </w:tc>
@@ -6630,7 +7271,7 @@
                 <w:sz w:val="19"/>
                 <w:rFonts w:eastAsia="宋体"/>
               </w:rPr>
-              <w:t>前端与图表（3.1/3.3/3.4）</w:t>
+              <w:t>前端与图表（3.1/3.3/3.4/3.6）</w:t>
             </w:r>
           </w:p>
         </w:tc>
@@ -7754,6 +8395,106 @@
           </w:p>
         </w:tc>
       </w:tr>
+      <w:tr>
+        <w:tc>
+          <w:tcPr>
+            <w:tcW w:type="dxa" w:w="2880"/>
+          </w:tcPr>
+          <w:p>
+            <w:r/>
+            <w:r>
+              <w:rPr>
+                <w:b w:val="0"/>
+                <w:sz w:val="19"/>
+                <w:rFonts w:eastAsia="宋体"/>
+              </w:rPr>
+              <w:t>R9</w:t>
+            </w:r>
+          </w:p>
+        </w:tc>
+        <w:tc>
+          <w:tcPr>
+            <w:tcW w:type="dxa" w:w="2880"/>
+          </w:tcPr>
+          <w:p>
+            <w:r/>
+            <w:r>
+              <w:rPr>
+                <w:b w:val="0"/>
+                <w:sz w:val="19"/>
+                <w:rFonts w:eastAsia="宋体"/>
+              </w:rPr>
+              <w:t>半月报期间划分/填报截止日未明确，频次规则返工</w:t>
+            </w:r>
+          </w:p>
+        </w:tc>
+        <w:tc>
+          <w:tcPr>
+            <w:tcW w:type="dxa" w:w="2880"/>
+          </w:tcPr>
+          <w:p>
+            <w:r/>
+            <w:r>
+              <w:rPr>
+                <w:b w:val="0"/>
+                <w:sz w:val="19"/>
+                <w:rFonts w:eastAsia="宋体"/>
+              </w:rPr>
+              <w:t>需求（V1.1）</w:t>
+            </w:r>
+          </w:p>
+        </w:tc>
+      </w:tr>
+      <w:tr>
+        <w:tc>
+          <w:tcPr>
+            <w:tcW w:type="dxa" w:w="2880"/>
+          </w:tcPr>
+          <w:p>
+            <w:r/>
+            <w:r>
+              <w:rPr>
+                <w:b w:val="0"/>
+                <w:sz w:val="19"/>
+                <w:rFonts w:eastAsia="宋体"/>
+              </w:rPr>
+              <w:t>R10</w:t>
+            </w:r>
+          </w:p>
+        </w:tc>
+        <w:tc>
+          <w:tcPr>
+            <w:tcW w:type="dxa" w:w="2880"/>
+          </w:tcPr>
+          <w:p>
+            <w:r/>
+            <w:r>
+              <w:rPr>
+                <w:b w:val="0"/>
+                <w:sz w:val="19"/>
+                <w:rFonts w:eastAsia="宋体"/>
+              </w:rPr>
+              <w:t>跨频次（半月报 vs 月报）数据对比口径不清，分析结果引发验收争议</w:t>
+            </w:r>
+          </w:p>
+        </w:tc>
+        <w:tc>
+          <w:tcPr>
+            <w:tcW w:type="dxa" w:w="2880"/>
+          </w:tcPr>
+          <w:p>
+            <w:r/>
+            <w:r>
+              <w:rPr>
+                <w:b w:val="0"/>
+                <w:sz w:val="19"/>
+                <w:rFonts w:eastAsia="宋体"/>
+              </w:rPr>
+              <w:t>需求/质量（V1.1）</w:t>
+            </w:r>
+          </w:p>
+        </w:tc>
+      </w:tr>
     </w:tbl>
     <w:p>
       <w:pPr>
@@ -8670,6 +9411,138 @@
           </w:p>
         </w:tc>
       </w:tr>
+      <w:tr>
+        <w:tc>
+          <w:tcPr>
+            <w:tcW w:type="dxa" w:w="2160"/>
+          </w:tcPr>
+          <w:p>
+            <w:r/>
+            <w:r>
+              <w:rPr>
+                <w:b w:val="0"/>
+                <w:sz w:val="19"/>
+                <w:rFonts w:eastAsia="宋体"/>
+              </w:rPr>
+              <w:t>R9</w:t>
+            </w:r>
+          </w:p>
+        </w:tc>
+        <w:tc>
+          <w:tcPr>
+            <w:tcW w:type="dxa" w:w="2160"/>
+          </w:tcPr>
+          <w:p>
+            <w:r/>
+            <w:r>
+              <w:rPr>
+                <w:b w:val="0"/>
+                <w:sz w:val="19"/>
+                <w:rFonts w:eastAsia="宋体"/>
+              </w:rPr>
+              <w:t>中</w:t>
+            </w:r>
+          </w:p>
+        </w:tc>
+        <w:tc>
+          <w:tcPr>
+            <w:tcW w:type="dxa" w:w="2160"/>
+          </w:tcPr>
+          <w:p>
+            <w:r/>
+            <w:r>
+              <w:rPr>
+                <w:b w:val="0"/>
+                <w:sz w:val="19"/>
+                <w:rFonts w:eastAsia="宋体"/>
+              </w:rPr>
+              <w:t>高</w:t>
+            </w:r>
+          </w:p>
+        </w:tc>
+        <w:tc>
+          <w:tcPr>
+            <w:tcW w:type="dxa" w:w="2160"/>
+          </w:tcPr>
+          <w:p>
+            <w:r/>
+            <w:r>
+              <w:rPr>
+                <w:b w:val="0"/>
+                <w:sz w:val="19"/>
+                <w:rFonts w:eastAsia="宋体"/>
+              </w:rPr>
+              <w:t>高</w:t>
+            </w:r>
+          </w:p>
+        </w:tc>
+      </w:tr>
+      <w:tr>
+        <w:tc>
+          <w:tcPr>
+            <w:tcW w:type="dxa" w:w="2160"/>
+          </w:tcPr>
+          <w:p>
+            <w:r/>
+            <w:r>
+              <w:rPr>
+                <w:b w:val="0"/>
+                <w:sz w:val="19"/>
+                <w:rFonts w:eastAsia="宋体"/>
+              </w:rPr>
+              <w:t>R10</w:t>
+            </w:r>
+          </w:p>
+        </w:tc>
+        <w:tc>
+          <w:tcPr>
+            <w:tcW w:type="dxa" w:w="2160"/>
+          </w:tcPr>
+          <w:p>
+            <w:r/>
+            <w:r>
+              <w:rPr>
+                <w:b w:val="0"/>
+                <w:sz w:val="19"/>
+                <w:rFonts w:eastAsia="宋体"/>
+              </w:rPr>
+              <w:t>中</w:t>
+            </w:r>
+          </w:p>
+        </w:tc>
+        <w:tc>
+          <w:tcPr>
+            <w:tcW w:type="dxa" w:w="2160"/>
+          </w:tcPr>
+          <w:p>
+            <w:r/>
+            <w:r>
+              <w:rPr>
+                <w:b w:val="0"/>
+                <w:sz w:val="19"/>
+                <w:rFonts w:eastAsia="宋体"/>
+              </w:rPr>
+              <w:t>中</w:t>
+            </w:r>
+          </w:p>
+        </w:tc>
+        <w:tc>
+          <w:tcPr>
+            <w:tcW w:type="dxa" w:w="2160"/>
+          </w:tcPr>
+          <w:p>
+            <w:r/>
+            <w:r>
+              <w:rPr>
+                <w:b w:val="0"/>
+                <w:sz w:val="19"/>
+                <w:rFonts w:eastAsia="宋体"/>
+              </w:rPr>
+              <w:t>中</w:t>
+            </w:r>
+          </w:p>
+        </w:tc>
+      </w:tr>
     </w:tbl>
     <w:p>
       <w:pPr>
@@ -9155,6 +10028,106 @@
                 <w:rFonts w:eastAsia="宋体"/>
               </w:rPr>
               <w:t>边开发边测试；用例优先级划分；UAT 提前准备</w:t>
+            </w:r>
+          </w:p>
+        </w:tc>
+      </w:tr>
+      <w:tr>
+        <w:tc>
+          <w:tcPr>
+            <w:tcW w:type="dxa" w:w="2880"/>
+          </w:tcPr>
+          <w:p>
+            <w:r/>
+            <w:r>
+              <w:rPr>
+                <w:b w:val="0"/>
+                <w:sz w:val="19"/>
+                <w:rFonts w:eastAsia="宋体"/>
+              </w:rPr>
+              <w:t>R9</w:t>
+            </w:r>
+          </w:p>
+        </w:tc>
+        <w:tc>
+          <w:tcPr>
+            <w:tcW w:type="dxa" w:w="2880"/>
+          </w:tcPr>
+          <w:p>
+            <w:r/>
+            <w:r>
+              <w:rPr>
+                <w:b w:val="0"/>
+                <w:sz w:val="19"/>
+                <w:rFonts w:eastAsia="宋体"/>
+              </w:rPr>
+              <w:t>规避+减轻</w:t>
+            </w:r>
+          </w:p>
+        </w:tc>
+        <w:tc>
+          <w:tcPr>
+            <w:tcW w:type="dxa" w:w="2880"/>
+          </w:tcPr>
+          <w:p>
+            <w:r/>
+            <w:r>
+              <w:rPr>
+                <w:b w:val="0"/>
+                <w:sz w:val="19"/>
+                <w:rFonts w:eastAsia="宋体"/>
+              </w:rPr>
+              <w:t>W1 内与客户确认半月报期间划分与填报截止日，形成书面结论；未确认前按"1–15 日/16–月末"占位并标注待确认</w:t>
+            </w:r>
+          </w:p>
+        </w:tc>
+      </w:tr>
+      <w:tr>
+        <w:tc>
+          <w:tcPr>
+            <w:tcW w:type="dxa" w:w="2880"/>
+          </w:tcPr>
+          <w:p>
+            <w:r/>
+            <w:r>
+              <w:rPr>
+                <w:b w:val="0"/>
+                <w:sz w:val="19"/>
+                <w:rFonts w:eastAsia="宋体"/>
+              </w:rPr>
+              <w:t>R10</w:t>
+            </w:r>
+          </w:p>
+        </w:tc>
+        <w:tc>
+          <w:tcPr>
+            <w:tcW w:type="dxa" w:w="2880"/>
+          </w:tcPr>
+          <w:p>
+            <w:r/>
+            <w:r>
+              <w:rPr>
+                <w:b w:val="0"/>
+                <w:sz w:val="19"/>
+                <w:rFonts w:eastAsia="宋体"/>
+              </w:rPr>
+              <w:t>减轻</w:t>
+            </w:r>
+          </w:p>
+        </w:tc>
+        <w:tc>
+          <w:tcPr>
+            <w:tcW w:type="dxa" w:w="2880"/>
+          </w:tcPr>
+          <w:p>
+            <w:r/>
+            <w:r>
+              <w:rPr>
+                <w:b w:val="0"/>
+                <w:sz w:val="19"/>
+                <w:rFonts w:eastAsia="宋体"/>
+              </w:rPr>
+              <w:t>分析功能增加频次标识与口径说明；跨频次对比默认给出可比性提示，以客户确认口径作为验收标准</w:t>
             </w:r>
           </w:p>
         </w:tc>
@@ -9273,7 +10246,7 @@
           <w:sz w:val="21"/>
           <w:rFonts w:eastAsia="宋体"/>
         </w:rPr>
-        <w:t>：SRS、设计、代码、测试文档统一基线管理，变更留痕。</w:t>
+        <w:t>：SRS、设计、代码、测试文档统一基线管理，变更留痕（本次频次变更按 CR-001 记录，SRS/计划同步升至 V1.1）。</w:t>
       </w:r>
     </w:p>
     <w:p>
